--- a/0.1 Companies/Skills.docx
+++ b/0.1 Companies/Skills.docx
@@ -37,6 +37,18 @@
       </w:pPr>
       <w:r>
         <w:t>I can build Agentic Workflows with custom tool-wrappers</w:t>
+      </w:r>
+    </w:p>
+    <w:p>
+      <w:pPr>
+        <w:pStyle w:val="ListParagraph"/>
+        <w:numPr>
+          <w:ilvl w:val="0"/>
+          <w:numId w:val="1"/>
+        </w:numPr>
+      </w:pPr>
+      <w:r>
+        <w:t>I can use command line(CLI)  for writing code to building pipelines</w:t>
       </w:r>
     </w:p>
     <w:p>

--- a/0.1 Companies/Skills.docx
+++ b/0.1 Companies/Skills.docx
@@ -11,21 +11,8 @@
         </w:numPr>
       </w:pPr>
       <w:r>
-        <w:t xml:space="preserve">I can test whole model using </w:t>
+        <w:t>I can test whole model using pytest which will ensure security and model preservance</w:t>
       </w:r>
-      <w:proofErr w:type="spellStart"/>
-      <w:r>
-        <w:t>pytest</w:t>
-      </w:r>
-      <w:proofErr w:type="spellEnd"/>
-      <w:r>
-        <w:t xml:space="preserve"> which will ensure security and model </w:t>
-      </w:r>
-      <w:proofErr w:type="spellStart"/>
-      <w:r>
-        <w:t>preservance</w:t>
-      </w:r>
-      <w:proofErr w:type="spellEnd"/>
     </w:p>
     <w:p>
       <w:pPr>
@@ -59,6 +46,39 @@
           <w:numId w:val="1"/>
         </w:numPr>
       </w:pPr>
+      <w:r>
+        <w:t>I can use configuration management for project</w:t>
+      </w:r>
+    </w:p>
+    <w:p>
+      <w:pPr>
+        <w:pStyle w:val="ListParagraph"/>
+        <w:numPr>
+          <w:ilvl w:val="0"/>
+          <w:numId w:val="1"/>
+        </w:numPr>
+      </w:pPr>
+      <w:r>
+        <w:t>I can data validation for system</w:t>
+      </w:r>
+    </w:p>
+    <w:p>
+      <w:pPr>
+        <w:pStyle w:val="ListParagraph"/>
+        <w:numPr>
+          <w:ilvl w:val="0"/>
+          <w:numId w:val="1"/>
+        </w:numPr>
+      </w:pPr>
+      <w:r>
+        <w:t>I can process streams using generator (</w:t>
+      </w:r>
+      <w:r>
+        <w:t>Process streams, not giant objects.</w:t>
+      </w:r>
+      <w:r>
+        <w:t>)</w:t>
+      </w:r>
     </w:p>
     <w:sectPr>
       <w:pgSz w:w="11906" w:h="16838"/>

--- a/0.1 Companies/Skills.docx
+++ b/0.1 Companies/Skills.docx
@@ -7,11 +7,20 @@
         <w:pStyle w:val="ListParagraph"/>
         <w:numPr>
           <w:ilvl w:val="0"/>
-          <w:numId w:val="1"/>
+          <w:numId w:val="2"/>
         </w:numPr>
+        <w:jc w:val="both"/>
       </w:pPr>
       <w:r>
-        <w:t>I can test whole model using pytest which will ensure security and model preservance</w:t>
+        <w:t xml:space="preserve">Built and tested ML systems using </w:t>
+      </w:r>
+      <w:proofErr w:type="spellStart"/>
+      <w:r>
+        <w:t>pytest</w:t>
+      </w:r>
+      <w:proofErr w:type="spellEnd"/>
+      <w:r>
+        <w:t xml:space="preserve"> to improve reliability and maintainability. </w:t>
       </w:r>
     </w:p>
     <w:p>
@@ -19,11 +28,12 @@
         <w:pStyle w:val="ListParagraph"/>
         <w:numPr>
           <w:ilvl w:val="0"/>
-          <w:numId w:val="1"/>
+          <w:numId w:val="2"/>
         </w:numPr>
+        <w:jc w:val="both"/>
       </w:pPr>
       <w:r>
-        <w:t>I can build Agentic Workflows with custom tool-wrappers</w:t>
+        <w:t xml:space="preserve">Developed Agentic Workflows using custom tool wrappers and modular architectures. </w:t>
       </w:r>
     </w:p>
     <w:p>
@@ -31,11 +41,12 @@
         <w:pStyle w:val="ListParagraph"/>
         <w:numPr>
           <w:ilvl w:val="0"/>
-          <w:numId w:val="1"/>
+          <w:numId w:val="2"/>
         </w:numPr>
+        <w:jc w:val="both"/>
       </w:pPr>
       <w:r>
-        <w:t>I can use command line(CLI)  for writing code to building pipelines</w:t>
+        <w:t xml:space="preserve">Used Command Line Interface (CLI) tools for coding, automation, and pipeline development. </w:t>
       </w:r>
     </w:p>
     <w:p>
@@ -43,11 +54,12 @@
         <w:pStyle w:val="ListParagraph"/>
         <w:numPr>
           <w:ilvl w:val="0"/>
-          <w:numId w:val="1"/>
+          <w:numId w:val="2"/>
         </w:numPr>
+        <w:jc w:val="both"/>
       </w:pPr>
       <w:r>
-        <w:t>I can use configuration management for project</w:t>
+        <w:t xml:space="preserve">Applied configuration management techniques for scalable and organized projects. </w:t>
       </w:r>
     </w:p>
     <w:p>
@@ -55,11 +67,12 @@
         <w:pStyle w:val="ListParagraph"/>
         <w:numPr>
           <w:ilvl w:val="0"/>
-          <w:numId w:val="1"/>
+          <w:numId w:val="2"/>
         </w:numPr>
+        <w:jc w:val="both"/>
       </w:pPr>
       <w:r>
-        <w:t>I can data validation for system</w:t>
+        <w:t xml:space="preserve">Performed data validation and preprocessing to ensure data integrity in ML systems. </w:t>
       </w:r>
     </w:p>
     <w:p>
@@ -67,17 +80,25 @@
         <w:pStyle w:val="ListParagraph"/>
         <w:numPr>
           <w:ilvl w:val="0"/>
-          <w:numId w:val="1"/>
+          <w:numId w:val="2"/>
         </w:numPr>
+        <w:jc w:val="both"/>
       </w:pPr>
       <w:r>
-        <w:t>I can process streams using generator (</w:t>
+        <w:t xml:space="preserve">Processed large-scale data streams efficiently using Python generators. </w:t>
       </w:r>
+    </w:p>
+    <w:p>
+      <w:pPr>
+        <w:pStyle w:val="ListParagraph"/>
+        <w:numPr>
+          <w:ilvl w:val="0"/>
+          <w:numId w:val="2"/>
+        </w:numPr>
+        <w:jc w:val="both"/>
+      </w:pPr>
       <w:r>
-        <w:t>Process streams, not giant objects.</w:t>
-      </w:r>
-      <w:r>
-        <w:t>)</w:t>
+        <w:t>Built compliance-aware systems with proper technical documentation and docstrings aligned with production-grade engineering practices.</w:t>
       </w:r>
     </w:p>
     <w:sectPr>
@@ -93,6 +114,92 @@
 <file path=word/numbering.xml><?xml version="1.0" encoding="utf-8"?>
 <w:numbering xmlns:wpc="http://schemas.microsoft.com/office/word/2010/wordprocessingCanvas" xmlns:cx="http://schemas.microsoft.com/office/drawing/2014/chartex" xmlns:cx1="http://schemas.microsoft.com/office/drawing/2015/9/8/chartex" xmlns:cx2="http://schemas.microsoft.com/office/drawing/2015/10/21/chartex" xmlns:cx3="http://schemas.microsoft.com/office/drawing/2016/5/9/chartex" xmlns:cx4="http://schemas.microsoft.com/office/drawing/2016/5/10/chartex" xmlns:cx5="http://schemas.microsoft.com/office/drawing/2016/5/11/chartex" xmlns:cx6="http://schemas.microsoft.com/office/drawing/2016/5/12/chartex" xmlns:cx7="http://schemas.microsoft.com/office/drawing/2016/5/13/chartex" xmlns:cx8="http://schemas.microsoft.com/office/drawing/2016/5/14/chartex" xmlns:mc="http://schemas.openxmlformats.org/markup-compatibility/2006" xmlns:aink="http://schemas.microsoft.com/office/drawing/2016/ink" xmlns:am3d="http://schemas.microsoft.com/office/drawing/2017/model3d" xmlns:o="urn:schemas-microsoft-com:office:office" xmlns:oel="http://schemas.microsoft.com/office/2019/extlst" xmlns:r="http://schemas.openxmlformats.org/officeDocument/2006/relationships" xmlns:m="http://schemas.openxmlformats.org/officeDocument/2006/math" xmlns:v="urn:schemas-microsoft-com:vml" xmlns:wp14="http://schemas.microsoft.com/office/word/2010/wordprocessingDrawing" xmlns:wp="http://schemas.openxmlformats.org/drawingml/2006/wordprocessingDrawing" xmlns:w10="urn:schemas-microsoft-com:office:word" xmlns:w="http://schemas.openxmlformats.org/wordprocessingml/2006/main" xmlns:w14="http://schemas.microsoft.com/office/word/2010/wordml" xmlns:w15="http://schemas.microsoft.com/office/word/2012/wordml" xmlns:w16cex="http://schemas.microsoft.com/office/word/2018/wordml/cex" xmlns:w16cid="http://schemas.microsoft.com/office/word/2016/wordml/cid" xmlns:w16="http://schemas.microsoft.com/office/word/2018/wordml" xmlns:w16du="http://schemas.microsoft.com/office/word/2023/wordml/word16du" xmlns:w16sdtdh="http://schemas.microsoft.com/office/word/2020/wordml/sdtdatahash" xmlns:w16sdtfl="http://schemas.microsoft.com/office/word/2024/wordml/sdtformatlock" xmlns:w16se="http://schemas.microsoft.com/office/word/2015/wordml/symex" xmlns:wpg="http://schemas.microsoft.com/office/word/2010/wordprocessingGroup" xmlns:wpi="http://schemas.microsoft.com/office/word/2010/wordprocessingInk" xmlns:wne="http://schemas.microsoft.com/office/word/2006/wordml" xmlns:wps="http://schemas.microsoft.com/office/word/2010/wordprocessingShape" mc:Ignorable="w14 w15 w16se w16cid w16 w16cex w16sdtdh w16sdtfl w16du wp14">
   <w:abstractNum w:abstractNumId="0" w15:restartNumberingAfterBreak="0">
+    <w:nsid w:val="2D0F41F1"/>
+    <w:multiLevelType w:val="hybridMultilevel"/>
+    <w:tmpl w:val="F83E2878"/>
+    <w:lvl w:ilvl="0" w:tplc="4009000F">
+      <w:start w:val="1"/>
+      <w:numFmt w:val="decimal"/>
+      <w:lvlText w:val="%1."/>
+      <w:lvlJc w:val="left"/>
+      <w:pPr>
+        <w:ind w:left="720" w:hanging="360"/>
+      </w:pPr>
+    </w:lvl>
+    <w:lvl w:ilvl="1" w:tplc="40090019" w:tentative="1">
+      <w:start w:val="1"/>
+      <w:numFmt w:val="lowerLetter"/>
+      <w:lvlText w:val="%2."/>
+      <w:lvlJc w:val="left"/>
+      <w:pPr>
+        <w:ind w:left="1440" w:hanging="360"/>
+      </w:pPr>
+    </w:lvl>
+    <w:lvl w:ilvl="2" w:tplc="4009001B" w:tentative="1">
+      <w:start w:val="1"/>
+      <w:numFmt w:val="lowerRoman"/>
+      <w:lvlText w:val="%3."/>
+      <w:lvlJc w:val="right"/>
+      <w:pPr>
+        <w:ind w:left="2160" w:hanging="180"/>
+      </w:pPr>
+    </w:lvl>
+    <w:lvl w:ilvl="3" w:tplc="4009000F" w:tentative="1">
+      <w:start w:val="1"/>
+      <w:numFmt w:val="decimal"/>
+      <w:lvlText w:val="%4."/>
+      <w:lvlJc w:val="left"/>
+      <w:pPr>
+        <w:ind w:left="2880" w:hanging="360"/>
+      </w:pPr>
+    </w:lvl>
+    <w:lvl w:ilvl="4" w:tplc="40090019" w:tentative="1">
+      <w:start w:val="1"/>
+      <w:numFmt w:val="lowerLetter"/>
+      <w:lvlText w:val="%5."/>
+      <w:lvlJc w:val="left"/>
+      <w:pPr>
+        <w:ind w:left="3600" w:hanging="360"/>
+      </w:pPr>
+    </w:lvl>
+    <w:lvl w:ilvl="5" w:tplc="4009001B" w:tentative="1">
+      <w:start w:val="1"/>
+      <w:numFmt w:val="lowerRoman"/>
+      <w:lvlText w:val="%6."/>
+      <w:lvlJc w:val="right"/>
+      <w:pPr>
+        <w:ind w:left="4320" w:hanging="180"/>
+      </w:pPr>
+    </w:lvl>
+    <w:lvl w:ilvl="6" w:tplc="4009000F" w:tentative="1">
+      <w:start w:val="1"/>
+      <w:numFmt w:val="decimal"/>
+      <w:lvlText w:val="%7."/>
+      <w:lvlJc w:val="left"/>
+      <w:pPr>
+        <w:ind w:left="5040" w:hanging="360"/>
+      </w:pPr>
+    </w:lvl>
+    <w:lvl w:ilvl="7" w:tplc="40090019" w:tentative="1">
+      <w:start w:val="1"/>
+      <w:numFmt w:val="lowerLetter"/>
+      <w:lvlText w:val="%8."/>
+      <w:lvlJc w:val="left"/>
+      <w:pPr>
+        <w:ind w:left="5760" w:hanging="360"/>
+      </w:pPr>
+    </w:lvl>
+    <w:lvl w:ilvl="8" w:tplc="4009001B" w:tentative="1">
+      <w:start w:val="1"/>
+      <w:numFmt w:val="lowerRoman"/>
+      <w:lvlText w:val="%9."/>
+      <w:lvlJc w:val="right"/>
+      <w:pPr>
+        <w:ind w:left="6480" w:hanging="180"/>
+      </w:pPr>
+    </w:lvl>
+  </w:abstractNum>
+  <w:abstractNum w:abstractNumId="1" w15:restartNumberingAfterBreak="0">
     <w:nsid w:val="605B4EC9"/>
     <w:multiLevelType w:val="hybridMultilevel"/>
     <w:tmpl w:val="890E4D2A"/>
@@ -182,6 +289,9 @@
     </w:lvl>
   </w:abstractNum>
   <w:num w:numId="1" w16cid:durableId="433670817">
+    <w:abstractNumId w:val="1"/>
+  </w:num>
+  <w:num w:numId="2" w16cid:durableId="375011375">
     <w:abstractNumId w:val="0"/>
   </w:num>
 </w:numbering>

--- a/0.1 Companies/Skills.docx
+++ b/0.1 Companies/Skills.docx
@@ -99,6 +99,19 @@
       </w:pPr>
       <w:r>
         <w:t>Built compliance-aware systems with proper technical documentation and docstrings aligned with production-grade engineering practices.</w:t>
+      </w:r>
+    </w:p>
+    <w:p>
+      <w:pPr>
+        <w:pStyle w:val="ListParagraph"/>
+        <w:numPr>
+          <w:ilvl w:val="0"/>
+          <w:numId w:val="2"/>
+        </w:numPr>
+        <w:jc w:val="both"/>
+      </w:pPr>
+      <w:r>
+        <w:t>Type Safety &amp; Schema Validation via Pydantic</w:t>
       </w:r>
     </w:p>
     <w:sectPr>
@@ -900,6 +913,7 @@
   <w:style w:type="character" w:default="1" w:styleId="DefaultParagraphFont">
     <w:name w:val="Default Paragraph Font"/>
     <w:uiPriority w:val="1"/>
+    <w:semiHidden/>
     <w:unhideWhenUsed/>
   </w:style>
   <w:style w:type="table" w:default="1" w:styleId="TableNormal">

--- a/0.1 Companies/Skills.docx
+++ b/0.1 Companies/Skills.docx
@@ -111,7 +111,25 @@
         <w:jc w:val="both"/>
       </w:pPr>
       <w:r>
-        <w:t>Type Safety &amp; Schema Validation via Pydantic</w:t>
+        <w:t xml:space="preserve">Type Safety &amp; Schema Validation via </w:t>
+      </w:r>
+      <w:proofErr w:type="spellStart"/>
+      <w:r>
+        <w:t>Pydantic</w:t>
+      </w:r>
+      <w:proofErr w:type="spellEnd"/>
+    </w:p>
+    <w:p>
+      <w:pPr>
+        <w:pStyle w:val="ListParagraph"/>
+        <w:numPr>
+          <w:ilvl w:val="0"/>
+          <w:numId w:val="2"/>
+        </w:numPr>
+        <w:jc w:val="both"/>
+      </w:pPr>
+      <w:r>
+        <w:t>API Lifespan State Management</w:t>
       </w:r>
     </w:p>
     <w:sectPr>

--- a/0.1 Companies/Skills.docx
+++ b/0.1 Companies/Skills.docx
@@ -130,6 +130,19 @@
       </w:pPr>
       <w:r>
         <w:t>API Lifespan State Management</w:t>
+      </w:r>
+    </w:p>
+    <w:p>
+      <w:pPr>
+        <w:pStyle w:val="ListParagraph"/>
+        <w:numPr>
+          <w:ilvl w:val="0"/>
+          <w:numId w:val="2"/>
+        </w:numPr>
+        <w:jc w:val="both"/>
+      </w:pPr>
+      <w:r>
+        <w:t>Asynchronous Background Processing</w:t>
       </w:r>
     </w:p>
     <w:sectPr>

--- a/0.1 Companies/Skills.docx
+++ b/0.1 Companies/Skills.docx
@@ -143,6 +143,30 @@
       </w:pPr>
       <w:r>
         <w:t>Asynchronous Background Processing</w:t>
+      </w:r>
+    </w:p>
+    <w:p>
+      <w:pPr>
+        <w:pStyle w:val="ListParagraph"/>
+        <w:numPr>
+          <w:ilvl w:val="0"/>
+          <w:numId w:val="2"/>
+        </w:numPr>
+        <w:jc w:val="both"/>
+      </w:pPr>
+      <w:r>
+        <w:t xml:space="preserve">I can </w:t>
+      </w:r>
+      <w:r>
+        <w:t xml:space="preserve">pipe all incoming inference requests and output scores through an asynchronous </w:t>
+      </w:r>
+      <w:proofErr w:type="spellStart"/>
+      <w:r>
+        <w:t>SQLAlchemy</w:t>
+      </w:r>
+      <w:proofErr w:type="spellEnd"/>
+      <w:r>
+        <w:t xml:space="preserve"> ORM into a persistent database for downstream drift analysis</w:t>
       </w:r>
     </w:p>
     <w:sectPr>

--- a/0.1 Companies/Skills.docx
+++ b/0.1 Companies/Skills.docx
@@ -155,10 +155,7 @@
         <w:jc w:val="both"/>
       </w:pPr>
       <w:r>
-        <w:t xml:space="preserve">I can </w:t>
-      </w:r>
-      <w:r>
-        <w:t xml:space="preserve">pipe all incoming inference requests and output scores through an asynchronous </w:t>
+        <w:t xml:space="preserve">I can pipe all incoming inference requests and output scores through an asynchronous </w:t>
       </w:r>
       <w:proofErr w:type="spellStart"/>
       <w:r>
@@ -167,6 +164,25 @@
       <w:proofErr w:type="spellEnd"/>
       <w:r>
         <w:t xml:space="preserve"> ORM into a persistent database for downstream drift analysis</w:t>
+      </w:r>
+    </w:p>
+    <w:p>
+      <w:pPr>
+        <w:pStyle w:val="ListParagraph"/>
+        <w:numPr>
+          <w:ilvl w:val="0"/>
+          <w:numId w:val="2"/>
+        </w:numPr>
+        <w:jc w:val="both"/>
+      </w:pPr>
+      <w:r>
+        <w:t>I</w:t>
+      </w:r>
+      <w:r>
+        <w:t xml:space="preserve"> can</w:t>
+      </w:r>
+      <w:r>
+        <w:t xml:space="preserve"> manage all schema evolutions using Alembic auto-generated migrations to ensure zero-downtime deployments and complete audit history,</w:t>
       </w:r>
     </w:p>
     <w:sectPr>
